--- a/Paddy_Iyer_Resume.docx
+++ b/Paddy_Iyer_Resume.docx
@@ -1240,12 +1240,7 @@
                 <w:vertAlign w:val="baseline"/>
                 <w:rtl w:val="0"/>
               </w:rPr>
-              <w:t xml:space="preserve">160+ articles on paddyspeaks.com</w:t>
-            </w:r>
-            <w:r>
-              <w:rPr>
-                <w:rtl w:val="0"/>
-              </w:rPr>
+              <w:t xml:space="preserve">128 articles on paddyspeaks.com</w:t>
             </w:r>
           </w:p>
           <w:p>
@@ -1689,92 +1684,6 @@
                 <w:szCs w:val="17"/>
                 <w:rtl w:val="0"/>
               </w:rPr>
-              <w:t xml:space="preserve">Lead Data Engineer</w:t>
-            </w:r>
-            <w:r>
-              <w:rPr>
-                <w:rtl w:val="0"/>
-              </w:rPr>
-            </w:r>
-          </w:p>
-          <w:p>
-            <w:pPr>
-              <w:spacing w:after="6" w:lineRule="auto"/>
-              <w:rPr/>
-            </w:pPr>
-            <w:r>
-              <w:rPr>
-                <w:rFonts w:ascii="Calibri" w:cs="Calibri" w:eastAsia="Calibri" w:hAnsi="Calibri"/>
-                <w:color w:val="c9956b"/>
-                <w:sz w:val="16"/>
-                <w:szCs w:val="16"/>
-                <w:rtl w:val="0"/>
-              </w:rPr>
-              <w:t xml:space="preserve">Meta</w:t>
-            </w:r>
-            <w:r>
-              <w:rPr>
-                <w:rtl w:val="0"/>
-              </w:rPr>
-            </w:r>
-          </w:p>
-          <w:p>
-            <w:pPr>
-              <w:spacing w:after="6" w:lineRule="auto"/>
-              <w:rPr/>
-            </w:pPr>
-            <w:r>
-              <w:rPr>
-                <w:rFonts w:ascii="Calibri" w:cs="Calibri" w:eastAsia="Calibri" w:hAnsi="Calibri"/>
-                <w:color w:val="94a1b8"/>
-                <w:sz w:val="15"/>
-                <w:szCs w:val="15"/>
-                <w:rtl w:val="0"/>
-              </w:rPr>
-              <w:t xml:space="preserve">Sep 2015 – Sep 2017</w:t>
-            </w:r>
-            <w:r>
-              <w:rPr>
-                <w:rtl w:val="0"/>
-              </w:rPr>
-            </w:r>
-          </w:p>
-          <w:p>
-            <w:pPr>
-              <w:spacing w:after="40" w:line="215" w:lineRule="auto"/>
-              <w:rPr/>
-            </w:pPr>
-            <w:r>
-              <w:rPr>
-                <w:rFonts w:ascii="Calibri" w:cs="Calibri" w:eastAsia="Calibri" w:hAnsi="Calibri"/>
-                <w:color w:val="dce1ea"/>
-                <w:sz w:val="15"/>
-                <w:szCs w:val="15"/>
-                <w:rtl w:val="0"/>
-              </w:rPr>
-              <w:t xml:space="preserve">80+ Dataswarm pipelines for petabyte-scale ads; Cross Device Insights, Outcomes Datamart + Norms DB</w:t>
-            </w:r>
-            <w:r>
-              <w:rPr>
-                <w:rtl w:val="0"/>
-              </w:rPr>
-            </w:r>
-          </w:p>
-          <w:p>
-            <w:pPr>
-              <w:spacing w:after="6" w:before="90" w:lineRule="auto"/>
-              <w:rPr/>
-            </w:pPr>
-            <w:r>
-              <w:rPr>
-                <w:rFonts w:ascii="Calibri" w:cs="Calibri" w:eastAsia="Calibri" w:hAnsi="Calibri"/>
-                <w:b w:val="1"/>
-                <w:bCs w:val="1"/>
-                <w:color w:val="ffffff"/>
-                <w:sz w:val="17"/>
-                <w:szCs w:val="17"/>
-                <w:rtl w:val="0"/>
-              </w:rPr>
               <w:t xml:space="preserve">Data Engineer</w:t>
             </w:r>
             <w:r>
@@ -2246,12 +2155,7 @@
                 <w:szCs w:val="18"/>
                 <w:rtl w:val="0"/>
               </w:rPr>
-              <w:t xml:space="preserve">15+ years driving enterprise data transformation for global tech leaders across cloud/SaaS, fintech, gaming, and consumer platforms. Expert in cloud-native architectures, real-time analytics, privacy-first pipelines, and AI-augmented data operations. Proven builder of high-trust, high-performance data teams at petabyte scale. Published writer and thought leader on data architecture, AI agents, and the intersection of ancient wisdom with modern technology.</w:t>
-            </w:r>
-            <w:r>
-              <w:rPr>
-                <w:rtl w:val="0"/>
-              </w:rPr>
+              <w:t xml:space="preserve">35+ years building and transforming enterprise data platforms for global tech leaders across cloud/SaaS, fintech, gaming, and consumer platforms. Expert in cloud-native architectures, real-time analytics, privacy-first pipelines, and AI-augmented data operations.</w:t>
             </w:r>
           </w:p>
           <w:p>
@@ -2565,7 +2469,7 @@
                 <w:vertAlign w:val="baseline"/>
                 <w:rtl w:val="0"/>
               </w:rPr>
-              <w:t xml:space="preserve">Delivered ~$500K/year in recovered engineering capacity by sustaining the output of 3–4 engineers as a single engineer through AI-assisted development — 1,000+ production changes landed</w:t>
+              <w:t xml:space="preserve">Delivered ~$500K/year in recovered engineering capacity by sustaining the output of 3–4 engineers as a single engineer through AI-assisted development — 1,070 production changes landed at ~1.7/working day over 2.5 years, peaking at 262 in a single month</w:t>
             </w:r>
           </w:p>
           <w:p>
@@ -3301,7 +3205,7 @@
                 <w:szCs w:val="23"/>
                 <w:rtl w:val="0"/>
               </w:rPr>
-              <w:t xml:space="preserve">Senior Consultant — Ads, Commerce &amp; Privacy</w:t>
+              <w:t xml:space="preserve">Data Engineer (Consultant)</w:t>
             </w:r>
             <w:r>
               <w:rPr>
@@ -3313,7 +3217,7 @@
                 <w:szCs w:val="18"/>
                 <w:rtl w:val="0"/>
               </w:rPr>
-              <w:t xml:space="preserve">Jul 2019 – Dec 2021</w:t>
+              <w:t xml:space="preserve">Oct 2015 – Dec 2021</w:t>
             </w:r>
             <w:r>
               <w:rPr>
@@ -3360,12 +3264,7 @@
                 <w:szCs w:val="18"/>
                 <w:rtl w:val="0"/>
               </w:rPr>
-              <w:t xml:space="preserve">Led high-impact projects across Meta's Ads, Commerce, and Privacy teams, architecting secure, scalable, and compliant data platforms</w:t>
-            </w:r>
-            <w:r>
-              <w:rPr>
-                <w:rtl w:val="0"/>
-              </w:rPr>
+              <w:t xml:space="preserve">Performance, query-engine migration and reliability across Meta's ads, integrity, commerce and marketing data</w:t>
             </w:r>
           </w:p>
           <w:p>
@@ -3408,7 +3307,7 @@
                 <w:vertAlign w:val="baseline"/>
                 <w:rtl w:val="0"/>
               </w:rPr>
-              <w:t xml:space="preserve">Led privacy remediation across 1,200+ SMB 2.0, Customer Journey, and BPO tables — resolving critical compliance-risk design flaws and establishing remediation patterns later adopted at scale in the Safe Ads program</w:t>
+              <w:t xml:space="preserve">Migrated 89 production pipelines from Hive to Spark and Presto over 11 months (~8/month sustained) — datelist, cube and funnel workloads across ads, integrity, commerce and marketing</w:t>
             </w:r>
           </w:p>
           <w:p>
@@ -3451,7 +3350,7 @@
                 <w:vertAlign w:val="baseline"/>
                 <w:rtl w:val="0"/>
               </w:rPr>
-              <w:t xml:space="preserve">Spearheaded migration of 1,000+ Hive pipelines to Spark, automating ~70% of conversion tasks — compressing a projected 12-month migration to under 6 months</w:t>
+              <w:t xml:space="preserve">Benchmarked rather than assumed: on one workload Spark failed 40 times and ran 50+ minutes while Presto finished in under 30 — shipped Presto with documented evidence, avoiding a slower, failure-prone pipeline</w:t>
             </w:r>
           </w:p>
           <w:p>
@@ -3494,7 +3393,7 @@
                 <w:vertAlign w:val="baseline"/>
                 <w:rtl w:val="0"/>
               </w:rPr>
-              <w:t xml:space="preserve">Owned the SMB funnel redesign, improving query performance 3x and scaling the pipeline from thousands to tens of thousands of small-business advertisers without infrastructure changes</w:t>
+              <w:t xml:space="preserve">Cut a critical ads pipeline from 5 hours to under 1 hour by decomposing serial split tasks into 30 parallel threads, recovering ~4 hours of daily batch window on a revenue-reporting dependency</w:t>
             </w:r>
           </w:p>
           <w:p>
@@ -3537,7 +3436,93 @@
                 <w:vertAlign w:val="baseline"/>
                 <w:rtl w:val="0"/>
               </w:rPr>
-              <w:t xml:space="preserve">Enhanced Hive anonymization processes with privacy engineers, enabling ads and commerce data products to pass privacy audits without manual intervention — cutting audit preparation effort by ~60%</w:t>
+              <w:t xml:space="preserve">Led privacy remediation across 1,200+ SMB 2.0, Customer Journey and BPO tables, and drove Salesforce ID deprecation across 1,000+ pipelines — eliminating an external vendor dependency</w:t>
+            </w:r>
+          </w:p>
+          <w:p>
+            <w:pPr>
+              <w:keepNext w:val="0"/>
+              <w:keepLines w:val="0"/>
+              <w:pageBreakBefore w:val="0"/>
+              <w:widowControl w:val="1"/>
+              <w:numPr>
+                <w:ilvl w:val="0"/>
+                <w:numId w:val="2"/>
+              </w:numPr>
+              <w:pBdr>
+                <w:top w:space="0" w:sz="0" w:val="nil"/>
+                <w:left w:space="0" w:sz="0" w:val="nil"/>
+                <w:bottom w:space="0" w:sz="0" w:val="nil"/>
+                <w:right w:space="0" w:sz="0" w:val="nil"/>
+                <w:between w:space="0" w:sz="0" w:val="nil"/>
+              </w:pBdr>
+              <w:shd w:fill="auto" w:val="clear"/>
+              <w:spacing w:after="46" w:before="0" w:line="240" w:lineRule="auto"/>
+              <w:ind w:left="230" w:right="0" w:hanging="200"/>
+              <w:jc w:val="left"/>
+              <w:rPr/>
+            </w:pPr>
+            <w:r>
+              <w:rPr>
+                <w:rFonts w:ascii="Calibri" w:cs="Calibri" w:eastAsia="Calibri" w:hAnsi="Calibri"/>
+                <w:b w:val="0"/>
+                <w:bCs w:val="0"/>
+                <w:i w:val="0"/>
+                <w:iCs w:val="0"/>
+                <w:smallCaps w:val="0"/>
+                <w:strike w:val="0"/>
+                <w:color w:val="27354d"/>
+                <w:sz w:val="18"/>
+                <w:szCs w:val="18"/>
+                <w:u w:val="none"/>
+                <w:shd w:fill="auto" w:val="clear"/>
+                <w:vertAlign w:val="baseline"/>
+                <w:rtl w:val="0"/>
+              </w:rPr>
+              <w:t xml:space="preserve">Carried pipeline oncall across ~200 incidents with root-cause fixes rather than restarts; delivered ~50 privacy and compliance remediations and cut storage cost across ~60 retention engagements</w:t>
+            </w:r>
+          </w:p>
+          <w:p>
+            <w:pPr>
+              <w:keepNext w:val="0"/>
+              <w:keepLines w:val="0"/>
+              <w:pageBreakBefore w:val="0"/>
+              <w:widowControl w:val="1"/>
+              <w:numPr>
+                <w:ilvl w:val="0"/>
+                <w:numId w:val="2"/>
+              </w:numPr>
+              <w:pBdr>
+                <w:top w:space="0" w:sz="0" w:val="nil"/>
+                <w:left w:space="0" w:sz="0" w:val="nil"/>
+                <w:bottom w:space="0" w:sz="0" w:val="nil"/>
+                <w:right w:space="0" w:sz="0" w:val="nil"/>
+                <w:between w:space="0" w:sz="0" w:val="nil"/>
+              </w:pBdr>
+              <w:shd w:fill="auto" w:val="clear"/>
+              <w:spacing w:after="46" w:before="0" w:line="240" w:lineRule="auto"/>
+              <w:ind w:left="230" w:right="0" w:hanging="200"/>
+              <w:jc w:val="left"/>
+              <w:rPr/>
+            </w:pPr>
+            <w:r>
+              <w:rPr>
+                <w:rFonts w:ascii="Calibri" w:cs="Calibri" w:eastAsia="Calibri" w:hAnsi="Calibri"/>
+                <w:b w:val="0"/>
+                <w:bCs w:val="0"/>
+                <w:i w:val="0"/>
+                <w:iCs w:val="0"/>
+                <w:smallCaps w:val="0"/>
+                <w:strike w:val="0"/>
+                <w:color w:val="27354d"/>
+                <w:sz w:val="18"/>
+                <w:szCs w:val="18"/>
+                <w:u w:val="none"/>
+                <w:shd w:fill="auto" w:val="clear"/>
+                <w:vertAlign w:val="baseline"/>
+                <w:rtl w:val="0"/>
+              </w:rPr>
+              <w:t xml:space="preserve">Recognized by 45 colleagues across 53 peer commendations for debugging, escalation and cross-team unblocking across ads, payments, commerce, marketplace and privacy</w:t>
             </w:r>
           </w:p>
         </w:tc>

--- a/Paddy_Iyer_Resume.docx
+++ b/Paddy_Iyer_Resume.docx
@@ -2469,7 +2469,7 @@
                 <w:vertAlign w:val="baseline"/>
                 <w:rtl w:val="0"/>
               </w:rPr>
-              <w:t xml:space="preserve">Delivered ~$500K/year in recovered engineering capacity by sustaining the output of 3–4 engineers as a single engineer through AI-assisted development — 1,070 production changes landed at ~1.7/working day over 2.5 years, peaking at 262 in a single month</w:t>
+              <w:t xml:space="preserve">Delivered ~$500K/year in recovered engineering capacity by sustaining the output of 3–4 engineers as a single engineer through AI-assisted development — 1,000+ production changes landed over 2.5 years</w:t>
             </w:r>
           </w:p>
           <w:p>
@@ -2555,7 +2555,7 @@
                 <w:vertAlign w:val="baseline"/>
                 <w:rtl w:val="0"/>
               </w:rPr>
-              <w:t xml:space="preserve">Achieved this leverage at under $1,000 in total LLM spend — roughly 500x return on inference cost — by optimizing on cost per landed change (~$0.80) rather than cost per API call</w:t>
+              <w:t xml:space="preserve">Achieved this leverage at under $1,000 in total LLM spend — roughly 500x return on inference cost — by optimizing on cost per landed change (~$1) rather than cost per API call</w:t>
             </w:r>
           </w:p>
           <w:p>
@@ -2641,7 +2641,7 @@
                 <w:vertAlign w:val="baseline"/>
                 <w:rtl w:val="0"/>
               </w:rPr>
-              <w:t xml:space="preserve">Cut manual cross-namespace data imports 91% (156.8/day → 14.2/day), driving the final phase of a multi-year warehouse consolidation from 80% to 100% coverage</w:t>
+              <w:t xml:space="preserve">Cut manual cross-namespace data imports 90%+ (~157/day → ~14/day), driving the final phase of a multi-year warehouse consolidation from 80% to 100% coverage</w:t>
             </w:r>
           </w:p>
           <w:p>
